--- a/Activities/Welcome to Japan.docx
+++ b/Activities/Welcome to Japan.docx
@@ -7,6 +7,93 @@
         <w:tabs>
           <w:tab w:val="left" w:pos="3587"/>
         </w:tabs>
+        <w:spacing w:after="0"/>
+        <w:rPr>
+          <w:rFonts w:ascii="Comic Relief" w:hAnsi="Comic Relief"/>
+          <w:color w:val="808080" w:themeColor="background1" w:themeShade="80"/>
+          <w:sz w:val="66"/>
+          <w:szCs w:val="66"/>
+        </w:rPr>
+      </w:pPr>
+      <w:r>
+        <w:rPr>
+          <w:rFonts w:ascii="Comic Relief" w:hAnsi="Comic Relief"/>
+          <w:noProof/>
+          <w:color w:val="FFFFFF" w:themeColor="background1"/>
+          <w:sz w:val="66"/>
+          <w:szCs w:val="66"/>
+        </w:rPr>
+        <w:drawing>
+          <wp:anchor distT="0" distB="0" distL="114300" distR="114300" simplePos="0" relativeHeight="251676672" behindDoc="0" locked="0" layoutInCell="1" allowOverlap="1" wp14:anchorId="44EC4539" wp14:editId="638816EA">
+            <wp:simplePos x="0" y="0"/>
+            <wp:positionH relativeFrom="column">
+              <wp:posOffset>1124671</wp:posOffset>
+            </wp:positionH>
+            <wp:positionV relativeFrom="paragraph">
+              <wp:posOffset>127000</wp:posOffset>
+            </wp:positionV>
+            <wp:extent cx="4184792" cy="393442"/>
+            <wp:effectExtent l="0" t="0" r="0" b="6985"/>
+            <wp:wrapNone/>
+            <wp:docPr id="1814055056" name="Picture 8"/>
+            <wp:cNvGraphicFramePr>
+              <a:graphicFrameLocks xmlns:a="http://schemas.openxmlformats.org/drawingml/2006/main" noChangeAspect="1"/>
+            </wp:cNvGraphicFramePr>
+            <a:graphic xmlns:a="http://schemas.openxmlformats.org/drawingml/2006/main">
+              <a:graphicData uri="http://schemas.openxmlformats.org/drawingml/2006/picture">
+                <pic:pic xmlns:pic="http://schemas.openxmlformats.org/drawingml/2006/picture">
+                  <pic:nvPicPr>
+                    <pic:cNvPr id="1814055056" name="Picture 1814055056"/>
+                    <pic:cNvPicPr/>
+                  </pic:nvPicPr>
+                  <pic:blipFill>
+                    <a:blip r:embed="rId7" cstate="print">
+                      <a:extLst>
+                        <a:ext uri="{28A0092B-C50C-407E-A947-70E740481C1C}">
+                          <a14:useLocalDpi xmlns:a14="http://schemas.microsoft.com/office/drawing/2010/main" val="0"/>
+                        </a:ext>
+                      </a:extLst>
+                    </a:blip>
+                    <a:stretch>
+                      <a:fillRect/>
+                    </a:stretch>
+                  </pic:blipFill>
+                  <pic:spPr>
+                    <a:xfrm>
+                      <a:off x="0" y="0"/>
+                      <a:ext cx="4184792" cy="393442"/>
+                    </a:xfrm>
+                    <a:prstGeom prst="rect">
+                      <a:avLst/>
+                    </a:prstGeom>
+                  </pic:spPr>
+                </pic:pic>
+              </a:graphicData>
+            </a:graphic>
+            <wp14:sizeRelH relativeFrom="margin">
+              <wp14:pctWidth>0</wp14:pctWidth>
+            </wp14:sizeRelH>
+            <wp14:sizeRelV relativeFrom="margin">
+              <wp14:pctHeight>0</wp14:pctHeight>
+            </wp14:sizeRelV>
+          </wp:anchor>
+        </w:drawing>
+      </w:r>
+      <w:r>
+        <w:rPr>
+          <w:rFonts w:ascii="Comic Relief" w:hAnsi="Comic Relief"/>
+          <w:color w:val="808080" w:themeColor="background1" w:themeShade="80"/>
+          <w:sz w:val="52"/>
+          <w:szCs w:val="52"/>
+        </w:rPr>
+        <w:t>Name:</w:t>
+      </w:r>
+    </w:p>
+    <w:p>
+      <w:pPr>
+        <w:tabs>
+          <w:tab w:val="left" w:pos="3587"/>
+        </w:tabs>
         <w:rPr>
           <w:rFonts w:ascii="Comic Relief" w:hAnsi="Comic Relief"/>
           <w:color w:val="808080" w:themeColor="background1" w:themeShade="80"/>
@@ -23,15 +110,15 @@
           <w:szCs w:val="66"/>
         </w:rPr>
         <w:drawing>
-          <wp:anchor distT="0" distB="0" distL="114300" distR="114300" simplePos="0" relativeHeight="251660288" behindDoc="1" locked="0" layoutInCell="1" allowOverlap="1" wp14:anchorId="18FD0D41" wp14:editId="27E100A3">
+          <wp:anchor distT="0" distB="0" distL="114300" distR="114300" simplePos="0" relativeHeight="251660288" behindDoc="1" locked="0" layoutInCell="1" allowOverlap="1" wp14:anchorId="18FD0D41" wp14:editId="0F47CDCA">
             <wp:simplePos x="0" y="0"/>
             <wp:positionH relativeFrom="column">
-              <wp:posOffset>-33520</wp:posOffset>
+              <wp:posOffset>-33020</wp:posOffset>
             </wp:positionH>
             <wp:positionV relativeFrom="paragraph">
-              <wp:posOffset>678907</wp:posOffset>
+              <wp:posOffset>629285</wp:posOffset>
             </wp:positionV>
-            <wp:extent cx="6004560" cy="564531"/>
+            <wp:extent cx="6004560" cy="564515"/>
             <wp:effectExtent l="0" t="0" r="0" b="6985"/>
             <wp:wrapNone/>
             <wp:docPr id="2043764169" name="Picture 1"/>
@@ -60,7 +147,7 @@
                   <pic:spPr>
                     <a:xfrm>
                       <a:off x="0" y="0"/>
-                      <a:ext cx="6004560" cy="564531"/>
+                      <a:ext cx="6004560" cy="564515"/>
                     </a:xfrm>
                     <a:prstGeom prst="rect">
                       <a:avLst/>
@@ -87,15 +174,15 @@
           <w:szCs w:val="66"/>
         </w:rPr>
         <w:drawing>
-          <wp:anchor distT="0" distB="0" distL="114300" distR="114300" simplePos="0" relativeHeight="251658240" behindDoc="1" locked="0" layoutInCell="1" allowOverlap="1" wp14:anchorId="791940A6" wp14:editId="226F828A">
+          <wp:anchor distT="0" distB="0" distL="114300" distR="114300" simplePos="0" relativeHeight="251658240" behindDoc="1" locked="0" layoutInCell="1" allowOverlap="1" wp14:anchorId="791940A6" wp14:editId="18CEC9D7">
             <wp:simplePos x="0" y="0"/>
             <wp:positionH relativeFrom="column">
               <wp:posOffset>-34290</wp:posOffset>
             </wp:positionH>
             <wp:positionV relativeFrom="paragraph">
-              <wp:posOffset>114150</wp:posOffset>
+              <wp:posOffset>67945</wp:posOffset>
             </wp:positionV>
-            <wp:extent cx="6004560" cy="564531"/>
+            <wp:extent cx="6004560" cy="564515"/>
             <wp:effectExtent l="0" t="0" r="0" b="6985"/>
             <wp:wrapNone/>
             <wp:docPr id="1082135800" name="Picture 1"/>
@@ -124,7 +211,7 @@
                   <pic:spPr>
                     <a:xfrm>
                       <a:off x="0" y="0"/>
-                      <a:ext cx="6004560" cy="564531"/>
+                      <a:ext cx="6004560" cy="564515"/>
                     </a:xfrm>
                     <a:prstGeom prst="rect">
                       <a:avLst/>
@@ -493,15 +580,15 @@
           <w:noProof/>
         </w:rPr>
         <w:drawing>
-          <wp:anchor distT="0" distB="0" distL="114300" distR="114300" simplePos="0" relativeHeight="251674624" behindDoc="0" locked="0" layoutInCell="1" allowOverlap="1" wp14:anchorId="69E53895" wp14:editId="4F904816">
+          <wp:anchor distT="0" distB="0" distL="114300" distR="114300" simplePos="0" relativeHeight="251674624" behindDoc="0" locked="0" layoutInCell="1" allowOverlap="1" wp14:anchorId="69E53895" wp14:editId="6846145D">
             <wp:simplePos x="0" y="0"/>
             <wp:positionH relativeFrom="column">
-              <wp:posOffset>4414749</wp:posOffset>
+              <wp:posOffset>4431888</wp:posOffset>
             </wp:positionH>
             <wp:positionV relativeFrom="paragraph">
-              <wp:posOffset>605254</wp:posOffset>
+              <wp:posOffset>741680</wp:posOffset>
             </wp:positionV>
-            <wp:extent cx="1103938" cy="982600"/>
+            <wp:extent cx="1103630" cy="982345"/>
             <wp:effectExtent l="0" t="0" r="0" b="0"/>
             <wp:wrapNone/>
             <wp:docPr id="1408900660" name="Picture 6"/>
@@ -533,7 +620,7 @@
                   <pic:spPr bwMode="auto">
                     <a:xfrm flipH="1">
                       <a:off x="0" y="0"/>
-                      <a:ext cx="1103938" cy="982600"/>
+                      <a:ext cx="1103630" cy="982345"/>
                     </a:xfrm>
                     <a:prstGeom prst="rect">
                       <a:avLst/>
@@ -560,15 +647,15 @@
           <w:noProof/>
         </w:rPr>
         <w:drawing>
-          <wp:anchor distT="0" distB="0" distL="114300" distR="114300" simplePos="0" relativeHeight="251672576" behindDoc="0" locked="0" layoutInCell="1" allowOverlap="1" wp14:anchorId="4F095274" wp14:editId="31754D17">
+          <wp:anchor distT="0" distB="0" distL="114300" distR="114300" simplePos="0" relativeHeight="251672576" behindDoc="0" locked="0" layoutInCell="1" allowOverlap="1" wp14:anchorId="4F095274" wp14:editId="00D5B559">
             <wp:simplePos x="0" y="0"/>
             <wp:positionH relativeFrom="column">
-              <wp:posOffset>398114</wp:posOffset>
+              <wp:posOffset>410433</wp:posOffset>
             </wp:positionH>
             <wp:positionV relativeFrom="paragraph">
-              <wp:posOffset>604098</wp:posOffset>
+              <wp:posOffset>739775</wp:posOffset>
             </wp:positionV>
-            <wp:extent cx="1103938" cy="982600"/>
+            <wp:extent cx="1103630" cy="981710"/>
             <wp:effectExtent l="0" t="0" r="1270" b="0"/>
             <wp:wrapNone/>
             <wp:docPr id="2059010627" name="Picture 6"/>
@@ -600,7 +687,7 @@
                   <pic:spPr bwMode="auto">
                     <a:xfrm>
                       <a:off x="0" y="0"/>
-                      <a:ext cx="1103938" cy="982600"/>
+                      <a:ext cx="1103630" cy="981710"/>
                     </a:xfrm>
                     <a:prstGeom prst="rect">
                       <a:avLst/>
@@ -631,7 +718,7 @@
           <w:szCs w:val="52"/>
         </w:rPr>
         <w:drawing>
-          <wp:anchor distT="0" distB="0" distL="114300" distR="114300" simplePos="0" relativeHeight="251670528" behindDoc="1" locked="0" layoutInCell="1" allowOverlap="1" wp14:anchorId="75F6A7AF" wp14:editId="2184B6FA">
+          <wp:anchor distT="0" distB="0" distL="114300" distR="114300" simplePos="0" relativeHeight="251670528" behindDoc="1" locked="0" layoutInCell="1" allowOverlap="1" wp14:anchorId="75F6A7AF" wp14:editId="6DE96044">
             <wp:simplePos x="0" y="0"/>
             <wp:positionH relativeFrom="column">
               <wp:posOffset>-34290</wp:posOffset>
@@ -709,223 +796,6 @@
       <w:r>
         <w:rPr>
           <w:rFonts w:ascii="Comic Relief" w:hAnsi="Comic Relief"/>
-          <w:sz w:val="66"/>
-          <w:szCs w:val="66"/>
-        </w:rPr>
-        <w:tab/>
-      </w:r>
-      <w:r>
-        <w:rPr>
-          <w:rFonts w:ascii="Comic Relief" w:hAnsi="Comic Relief"/>
-          <w:sz w:val="66"/>
-          <w:szCs w:val="66"/>
-        </w:rPr>
-        <w:tab/>
-      </w:r>
-      <w:r>
-        <w:rPr>
-          <w:noProof/>
-        </w:rPr>
-        <w:drawing>
-          <wp:inline distT="0" distB="0" distL="0" distR="0" wp14:anchorId="41899DC1" wp14:editId="58494FFC">
-            <wp:extent cx="446744" cy="426308"/>
-            <wp:effectExtent l="0" t="0" r="0" b="0"/>
-            <wp:docPr id="962332011" name="Picture 5"/>
-            <wp:cNvGraphicFramePr>
-              <a:graphicFrameLocks xmlns:a="http://schemas.openxmlformats.org/drawingml/2006/main" noChangeAspect="1"/>
-            </wp:cNvGraphicFramePr>
-            <a:graphic xmlns:a="http://schemas.openxmlformats.org/drawingml/2006/main">
-              <a:graphicData uri="http://schemas.openxmlformats.org/drawingml/2006/picture">
-                <pic:pic xmlns:pic="http://schemas.openxmlformats.org/drawingml/2006/picture">
-                  <pic:nvPicPr>
-                    <pic:cNvPr id="0" name="Picture 5"/>
-                    <pic:cNvPicPr>
-                      <a:picLocks noChangeAspect="1" noChangeArrowheads="1"/>
-                    </pic:cNvPicPr>
-                  </pic:nvPicPr>
-                  <pic:blipFill>
-                    <a:blip r:embed="rId9" cstate="print">
-                      <a:extLst>
-                        <a:ext uri="{28A0092B-C50C-407E-A947-70E740481C1C}">
-                          <a14:useLocalDpi xmlns:a14="http://schemas.microsoft.com/office/drawing/2010/main" val="0"/>
-                        </a:ext>
-                      </a:extLst>
-                    </a:blip>
-                    <a:srcRect/>
-                    <a:stretch>
-                      <a:fillRect/>
-                    </a:stretch>
-                  </pic:blipFill>
-                  <pic:spPr bwMode="auto">
-                    <a:xfrm>
-                      <a:off x="0" y="0"/>
-                      <a:ext cx="478923" cy="457015"/>
-                    </a:xfrm>
-                    <a:prstGeom prst="rect">
-                      <a:avLst/>
-                    </a:prstGeom>
-                    <a:noFill/>
-                    <a:ln>
-                      <a:noFill/>
-                    </a:ln>
-                  </pic:spPr>
-                </pic:pic>
-              </a:graphicData>
-            </a:graphic>
-          </wp:inline>
-        </w:drawing>
-      </w:r>
-      <w:r>
-        <w:rPr>
-          <w:rFonts w:ascii="Comic Relief" w:hAnsi="Comic Relief"/>
-          <w:sz w:val="66"/>
-          <w:szCs w:val="66"/>
-        </w:rPr>
-        <w:t>Thank you.</w:t>
-      </w:r>
-      <w:r>
-        <w:rPr>
-          <w:noProof/>
-        </w:rPr>
-        <w:t xml:space="preserve"> </w:t>
-      </w:r>
-      <w:r>
-        <w:rPr>
-          <w:noProof/>
-        </w:rPr>
-        <w:drawing>
-          <wp:inline distT="0" distB="0" distL="0" distR="0" wp14:anchorId="25E37C16" wp14:editId="7EEEFB84">
-            <wp:extent cx="446744" cy="426308"/>
-            <wp:effectExtent l="0" t="0" r="0" b="0"/>
-            <wp:docPr id="546860387" name="Picture 5"/>
-            <wp:cNvGraphicFramePr>
-              <a:graphicFrameLocks xmlns:a="http://schemas.openxmlformats.org/drawingml/2006/main" noChangeAspect="1"/>
-            </wp:cNvGraphicFramePr>
-            <a:graphic xmlns:a="http://schemas.openxmlformats.org/drawingml/2006/main">
-              <a:graphicData uri="http://schemas.openxmlformats.org/drawingml/2006/picture">
-                <pic:pic xmlns:pic="http://schemas.openxmlformats.org/drawingml/2006/picture">
-                  <pic:nvPicPr>
-                    <pic:cNvPr id="0" name="Picture 5"/>
-                    <pic:cNvPicPr>
-                      <a:picLocks noChangeAspect="1" noChangeArrowheads="1"/>
-                    </pic:cNvPicPr>
-                  </pic:nvPicPr>
-                  <pic:blipFill>
-                    <a:blip r:embed="rId9" cstate="print">
-                      <a:extLst>
-                        <a:ext uri="{28A0092B-C50C-407E-A947-70E740481C1C}">
-                          <a14:useLocalDpi xmlns:a14="http://schemas.microsoft.com/office/drawing/2010/main" val="0"/>
-                        </a:ext>
-                      </a:extLst>
-                    </a:blip>
-                    <a:srcRect/>
-                    <a:stretch>
-                      <a:fillRect/>
-                    </a:stretch>
-                  </pic:blipFill>
-                  <pic:spPr bwMode="auto">
-                    <a:xfrm>
-                      <a:off x="0" y="0"/>
-                      <a:ext cx="478923" cy="457015"/>
-                    </a:xfrm>
-                    <a:prstGeom prst="rect">
-                      <a:avLst/>
-                    </a:prstGeom>
-                    <a:noFill/>
-                    <a:ln>
-                      <a:noFill/>
-                    </a:ln>
-                  </pic:spPr>
-                </pic:pic>
-              </a:graphicData>
-            </a:graphic>
-          </wp:inline>
-        </w:drawing>
-      </w:r>
-    </w:p>
-    <w:p>
-      <w:pPr>
-        <w:rPr>
-          <w:rFonts w:ascii="Comic Relief" w:hAnsi="Comic Relief"/>
-          <w:sz w:val="66"/>
-          <w:szCs w:val="66"/>
-        </w:rPr>
-      </w:pPr>
-      <w:r>
-        <w:rPr>
-          <w:noProof/>
-        </w:rPr>
-        <w:drawing>
-          <wp:anchor distT="0" distB="0" distL="114300" distR="114300" simplePos="0" relativeHeight="251675648" behindDoc="0" locked="0" layoutInCell="1" allowOverlap="1" wp14:anchorId="182E9563" wp14:editId="479F8341">
-            <wp:simplePos x="0" y="0"/>
-            <wp:positionH relativeFrom="column">
-              <wp:posOffset>3271440</wp:posOffset>
-            </wp:positionH>
-            <wp:positionV relativeFrom="paragraph">
-              <wp:posOffset>595630</wp:posOffset>
-            </wp:positionV>
-            <wp:extent cx="4000191" cy="2864628"/>
-            <wp:effectExtent l="0" t="0" r="0" b="0"/>
-            <wp:wrapNone/>
-            <wp:docPr id="1529739729" name="Picture 7"/>
-            <wp:cNvGraphicFramePr>
-              <a:graphicFrameLocks xmlns:a="http://schemas.openxmlformats.org/drawingml/2006/main" noChangeAspect="1"/>
-            </wp:cNvGraphicFramePr>
-            <a:graphic xmlns:a="http://schemas.openxmlformats.org/drawingml/2006/main">
-              <a:graphicData uri="http://schemas.openxmlformats.org/drawingml/2006/picture">
-                <pic:pic xmlns:pic="http://schemas.openxmlformats.org/drawingml/2006/picture">
-                  <pic:nvPicPr>
-                    <pic:cNvPr id="0" name="Picture 9"/>
-                    <pic:cNvPicPr>
-                      <a:picLocks noChangeAspect="1" noChangeArrowheads="1"/>
-                    </pic:cNvPicPr>
-                  </pic:nvPicPr>
-                  <pic:blipFill rotWithShape="1">
-                    <a:blip r:embed="rId10">
-                      <a:extLst>
-                        <a:ext uri="{28A0092B-C50C-407E-A947-70E740481C1C}">
-                          <a14:useLocalDpi xmlns:a14="http://schemas.microsoft.com/office/drawing/2010/main" val="0"/>
-                        </a:ext>
-                      </a:extLst>
-                    </a:blip>
-                    <a:srcRect b="41647"/>
-                    <a:stretch>
-                      <a:fillRect/>
-                    </a:stretch>
-                  </pic:blipFill>
-                  <pic:spPr bwMode="auto">
-                    <a:xfrm>
-                      <a:off x="0" y="0"/>
-                      <a:ext cx="4000191" cy="2864628"/>
-                    </a:xfrm>
-                    <a:prstGeom prst="rect">
-                      <a:avLst/>
-                    </a:prstGeom>
-                    <a:noFill/>
-                    <a:ln>
-                      <a:noFill/>
-                    </a:ln>
-                    <a:extLst>
-                      <a:ext uri="{53640926-AAD7-44D8-BBD7-CCE9431645EC}">
-                        <a14:shadowObscured xmlns:a14="http://schemas.microsoft.com/office/drawing/2010/main"/>
-                      </a:ext>
-                    </a:extLst>
-                  </pic:spPr>
-                </pic:pic>
-              </a:graphicData>
-            </a:graphic>
-            <wp14:sizeRelH relativeFrom="margin">
-              <wp14:pctWidth>0</wp14:pctWidth>
-            </wp14:sizeRelH>
-            <wp14:sizeRelV relativeFrom="margin">
-              <wp14:pctHeight>0</wp14:pctHeight>
-            </wp14:sizeRelV>
-          </wp:anchor>
-        </w:drawing>
-      </w:r>
-      <w:r>
-        <w:rPr>
-          <w:rFonts w:ascii="Comic Relief" w:hAnsi="Comic Relief"/>
           <w:noProof/>
           <w:sz w:val="66"/>
           <w:szCs w:val="66"/>
@@ -933,15 +803,15 @@
         <mc:AlternateContent>
           <mc:Choice Requires="wps">
             <w:drawing>
-              <wp:anchor distT="0" distB="0" distL="114300" distR="114300" simplePos="0" relativeHeight="251671552" behindDoc="1" locked="0" layoutInCell="1" allowOverlap="1" wp14:anchorId="2D97F7A0" wp14:editId="00E2A14A">
+              <wp:anchor distT="0" distB="0" distL="114300" distR="114300" simplePos="0" relativeHeight="251671552" behindDoc="1" locked="0" layoutInCell="1" allowOverlap="1" wp14:anchorId="2D97F7A0" wp14:editId="1848C41F">
                 <wp:simplePos x="0" y="0"/>
                 <wp:positionH relativeFrom="column">
                   <wp:posOffset>-231775</wp:posOffset>
                 </wp:positionH>
                 <wp:positionV relativeFrom="page">
-                  <wp:posOffset>5987746</wp:posOffset>
+                  <wp:posOffset>6644807</wp:posOffset>
                 </wp:positionV>
-                <wp:extent cx="4199049" cy="2544114"/>
+                <wp:extent cx="4198620" cy="2543810"/>
                 <wp:effectExtent l="38100" t="57150" r="30480" b="66040"/>
                 <wp:wrapNone/>
                 <wp:docPr id="1746668300" name="Rectangle: Rounded Corners 2"/>
@@ -953,7 +823,7 @@
                       <wps:spPr>
                         <a:xfrm>
                           <a:off x="0" y="0"/>
-                          <a:ext cx="4199049" cy="2544114"/>
+                          <a:ext cx="4198620" cy="2543810"/>
                         </a:xfrm>
                         <a:custGeom>
                           <a:avLst/>
@@ -1241,13 +1111,230 @@
           </mc:Choice>
           <mc:Fallback>
             <w:pict>
-              <v:roundrect w14:anchorId="022DB8B8" id="Rectangle: Rounded Corners 2" o:spid="_x0000_s1026" style="position:absolute;margin-left:-18.25pt;margin-top:471.5pt;width:330.65pt;height:200.3pt;z-index:-251644928;visibility:visible;mso-wrap-style:square;mso-width-percent:0;mso-height-percent:0;mso-wrap-distance-left:9pt;mso-wrap-distance-top:0;mso-wrap-distance-right:9pt;mso-wrap-distance-bottom:0;mso-position-horizontal:absolute;mso-position-horizontal-relative:text;mso-position-vertical:absolute;mso-position-vertical-relative:page;mso-width-percent:0;mso-height-percent:0;mso-width-relative:margin;mso-height-relative:margin;v-text-anchor:middle" arcsize="10923f" o:gfxdata="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" filled="f" strokecolor="#0d0d0d [3069]" strokeweight="3pt">
+              <v:roundrect w14:anchorId="75677CAA" id="Rectangle: Rounded Corners 2" o:spid="_x0000_s1026" style="position:absolute;margin-left:-18.25pt;margin-top:523.2pt;width:330.6pt;height:200.3pt;z-index:-251644928;visibility:visible;mso-wrap-style:square;mso-width-percent:0;mso-height-percent:0;mso-wrap-distance-left:9pt;mso-wrap-distance-top:0;mso-wrap-distance-right:9pt;mso-wrap-distance-bottom:0;mso-position-horizontal:absolute;mso-position-horizontal-relative:text;mso-position-vertical:absolute;mso-position-vertical-relative:page;mso-width-percent:0;mso-height-percent:0;mso-width-relative:margin;mso-height-relative:margin;v-text-anchor:middle" arcsize="10923f" o:gfxdata="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" filled="f" strokecolor="#0d0d0d [3069]" strokeweight="3pt">
                 <v:stroke joinstyle="bevel" endcap="round"/>
                 <w10:wrap anchory="page"/>
               </v:roundrect>
             </w:pict>
           </mc:Fallback>
         </mc:AlternateContent>
+      </w:r>
+      <w:r>
+        <w:rPr>
+          <w:rFonts w:ascii="Comic Relief" w:hAnsi="Comic Relief"/>
+          <w:sz w:val="66"/>
+          <w:szCs w:val="66"/>
+        </w:rPr>
+        <w:tab/>
+      </w:r>
+      <w:r>
+        <w:rPr>
+          <w:rFonts w:ascii="Comic Relief" w:hAnsi="Comic Relief"/>
+          <w:sz w:val="66"/>
+          <w:szCs w:val="66"/>
+        </w:rPr>
+        <w:tab/>
+      </w:r>
+      <w:r>
+        <w:rPr>
+          <w:noProof/>
+        </w:rPr>
+        <w:drawing>
+          <wp:inline distT="0" distB="0" distL="0" distR="0" wp14:anchorId="41899DC1" wp14:editId="707327F6">
+            <wp:extent cx="446744" cy="426308"/>
+            <wp:effectExtent l="0" t="0" r="0" b="0"/>
+            <wp:docPr id="962332011" name="Picture 5"/>
+            <wp:cNvGraphicFramePr>
+              <a:graphicFrameLocks xmlns:a="http://schemas.openxmlformats.org/drawingml/2006/main" noChangeAspect="1"/>
+            </wp:cNvGraphicFramePr>
+            <a:graphic xmlns:a="http://schemas.openxmlformats.org/drawingml/2006/main">
+              <a:graphicData uri="http://schemas.openxmlformats.org/drawingml/2006/picture">
+                <pic:pic xmlns:pic="http://schemas.openxmlformats.org/drawingml/2006/picture">
+                  <pic:nvPicPr>
+                    <pic:cNvPr id="0" name="Picture 5"/>
+                    <pic:cNvPicPr>
+                      <a:picLocks noChangeAspect="1" noChangeArrowheads="1"/>
+                    </pic:cNvPicPr>
+                  </pic:nvPicPr>
+                  <pic:blipFill>
+                    <a:blip r:embed="rId9" cstate="print">
+                      <a:extLst>
+                        <a:ext uri="{28A0092B-C50C-407E-A947-70E740481C1C}">
+                          <a14:useLocalDpi xmlns:a14="http://schemas.microsoft.com/office/drawing/2010/main" val="0"/>
+                        </a:ext>
+                      </a:extLst>
+                    </a:blip>
+                    <a:srcRect/>
+                    <a:stretch>
+                      <a:fillRect/>
+                    </a:stretch>
+                  </pic:blipFill>
+                  <pic:spPr bwMode="auto">
+                    <a:xfrm>
+                      <a:off x="0" y="0"/>
+                      <a:ext cx="478923" cy="457015"/>
+                    </a:xfrm>
+                    <a:prstGeom prst="rect">
+                      <a:avLst/>
+                    </a:prstGeom>
+                    <a:noFill/>
+                    <a:ln>
+                      <a:noFill/>
+                    </a:ln>
+                  </pic:spPr>
+                </pic:pic>
+              </a:graphicData>
+            </a:graphic>
+          </wp:inline>
+        </w:drawing>
+      </w:r>
+      <w:r>
+        <w:rPr>
+          <w:rFonts w:ascii="Comic Relief" w:hAnsi="Comic Relief"/>
+          <w:sz w:val="66"/>
+          <w:szCs w:val="66"/>
+        </w:rPr>
+        <w:t>Thank you.</w:t>
+      </w:r>
+      <w:r>
+        <w:rPr>
+          <w:noProof/>
+        </w:rPr>
+        <w:t xml:space="preserve"> </w:t>
+      </w:r>
+      <w:r>
+        <w:rPr>
+          <w:noProof/>
+        </w:rPr>
+        <w:drawing>
+          <wp:inline distT="0" distB="0" distL="0" distR="0" wp14:anchorId="25E37C16" wp14:editId="0CD0EA27">
+            <wp:extent cx="446744" cy="426308"/>
+            <wp:effectExtent l="0" t="0" r="0" b="0"/>
+            <wp:docPr id="546860387" name="Picture 5"/>
+            <wp:cNvGraphicFramePr>
+              <a:graphicFrameLocks xmlns:a="http://schemas.openxmlformats.org/drawingml/2006/main" noChangeAspect="1"/>
+            </wp:cNvGraphicFramePr>
+            <a:graphic xmlns:a="http://schemas.openxmlformats.org/drawingml/2006/main">
+              <a:graphicData uri="http://schemas.openxmlformats.org/drawingml/2006/picture">
+                <pic:pic xmlns:pic="http://schemas.openxmlformats.org/drawingml/2006/picture">
+                  <pic:nvPicPr>
+                    <pic:cNvPr id="0" name="Picture 5"/>
+                    <pic:cNvPicPr>
+                      <a:picLocks noChangeAspect="1" noChangeArrowheads="1"/>
+                    </pic:cNvPicPr>
+                  </pic:nvPicPr>
+                  <pic:blipFill>
+                    <a:blip r:embed="rId9" cstate="print">
+                      <a:extLst>
+                        <a:ext uri="{28A0092B-C50C-407E-A947-70E740481C1C}">
+                          <a14:useLocalDpi xmlns:a14="http://schemas.microsoft.com/office/drawing/2010/main" val="0"/>
+                        </a:ext>
+                      </a:extLst>
+                    </a:blip>
+                    <a:srcRect/>
+                    <a:stretch>
+                      <a:fillRect/>
+                    </a:stretch>
+                  </pic:blipFill>
+                  <pic:spPr bwMode="auto">
+                    <a:xfrm>
+                      <a:off x="0" y="0"/>
+                      <a:ext cx="478923" cy="457015"/>
+                    </a:xfrm>
+                    <a:prstGeom prst="rect">
+                      <a:avLst/>
+                    </a:prstGeom>
+                    <a:noFill/>
+                    <a:ln>
+                      <a:noFill/>
+                    </a:ln>
+                  </pic:spPr>
+                </pic:pic>
+              </a:graphicData>
+            </a:graphic>
+          </wp:inline>
+        </w:drawing>
+      </w:r>
+    </w:p>
+    <w:p>
+      <w:pPr>
+        <w:rPr>
+          <w:rFonts w:ascii="Comic Relief" w:hAnsi="Comic Relief"/>
+          <w:sz w:val="66"/>
+          <w:szCs w:val="66"/>
+        </w:rPr>
+      </w:pPr>
+      <w:r>
+        <w:rPr>
+          <w:noProof/>
+        </w:rPr>
+        <w:drawing>
+          <wp:anchor distT="0" distB="0" distL="114300" distR="114300" simplePos="0" relativeHeight="251675648" behindDoc="0" locked="0" layoutInCell="1" allowOverlap="1" wp14:anchorId="182E9563" wp14:editId="7FBA557A">
+            <wp:simplePos x="0" y="0"/>
+            <wp:positionH relativeFrom="column">
+              <wp:posOffset>3297354</wp:posOffset>
+            </wp:positionH>
+            <wp:positionV relativeFrom="paragraph">
+              <wp:posOffset>284480</wp:posOffset>
+            </wp:positionV>
+            <wp:extent cx="3999865" cy="2864485"/>
+            <wp:effectExtent l="0" t="0" r="0" b="0"/>
+            <wp:wrapNone/>
+            <wp:docPr id="1529739729" name="Picture 7"/>
+            <wp:cNvGraphicFramePr>
+              <a:graphicFrameLocks xmlns:a="http://schemas.openxmlformats.org/drawingml/2006/main" noChangeAspect="1"/>
+            </wp:cNvGraphicFramePr>
+            <a:graphic xmlns:a="http://schemas.openxmlformats.org/drawingml/2006/main">
+              <a:graphicData uri="http://schemas.openxmlformats.org/drawingml/2006/picture">
+                <pic:pic xmlns:pic="http://schemas.openxmlformats.org/drawingml/2006/picture">
+                  <pic:nvPicPr>
+                    <pic:cNvPr id="0" name="Picture 9"/>
+                    <pic:cNvPicPr>
+                      <a:picLocks noChangeAspect="1" noChangeArrowheads="1"/>
+                    </pic:cNvPicPr>
+                  </pic:nvPicPr>
+                  <pic:blipFill rotWithShape="1">
+                    <a:blip r:embed="rId10">
+                      <a:extLst>
+                        <a:ext uri="{28A0092B-C50C-407E-A947-70E740481C1C}">
+                          <a14:useLocalDpi xmlns:a14="http://schemas.microsoft.com/office/drawing/2010/main" val="0"/>
+                        </a:ext>
+                      </a:extLst>
+                    </a:blip>
+                    <a:srcRect b="41647"/>
+                    <a:stretch>
+                      <a:fillRect/>
+                    </a:stretch>
+                  </pic:blipFill>
+                  <pic:spPr bwMode="auto">
+                    <a:xfrm>
+                      <a:off x="0" y="0"/>
+                      <a:ext cx="3999865" cy="2864485"/>
+                    </a:xfrm>
+                    <a:prstGeom prst="rect">
+                      <a:avLst/>
+                    </a:prstGeom>
+                    <a:noFill/>
+                    <a:ln>
+                      <a:noFill/>
+                    </a:ln>
+                    <a:extLst>
+                      <a:ext uri="{53640926-AAD7-44D8-BBD7-CCE9431645EC}">
+                        <a14:shadowObscured xmlns:a14="http://schemas.microsoft.com/office/drawing/2010/main"/>
+                      </a:ext>
+                    </a:extLst>
+                  </pic:spPr>
+                </pic:pic>
+              </a:graphicData>
+            </a:graphic>
+            <wp14:sizeRelH relativeFrom="margin">
+              <wp14:pctWidth>0</wp14:pctWidth>
+            </wp14:sizeRelH>
+            <wp14:sizeRelV relativeFrom="margin">
+              <wp14:pctHeight>0</wp14:pctHeight>
+            </wp14:sizeRelV>
+          </wp:anchor>
+        </w:drawing>
       </w:r>
     </w:p>
     <w:p>
